--- a/交付成果/第三轮修订版/第三轮4周版/读书会01_禅修入门与基础_4周资料包（第三版修订）/Word版/第2周_安般念修法与数息对治_主持人版.docx
+++ b/交付成果/第三轮修订版/第三轮4周版/读书会01_禅修入门与基础_4周资料包（第三版修订）/Word版/第2周_安般念修法与数息对治_主持人版.docx
@@ -2738,7 +2738,7 @@
       <w:r>
         <w:drawing>
           <wp:inline xmlns:a="http://schemas.openxmlformats.org/drawingml/2006/main" xmlns:pic="http://schemas.openxmlformats.org/drawingml/2006/picture">
-            <wp:extent cx="5580000" cy="3137769"/>
+            <wp:extent cx="5580000" cy="3136757"/>
             <wp:docPr id="1" name="Picture 1"/>
             <wp:cNvGraphicFramePr>
               <a:graphicFrameLocks noChangeAspect="1"/>
@@ -2759,7 +2759,7 @@
                   <pic:spPr>
                     <a:xfrm>
                       <a:off x="0" y="0"/>
-                      <a:ext cx="5580000" cy="3137769"/>
+                      <a:ext cx="5580000" cy="3136757"/>
                     </a:xfrm>
                     <a:prstGeom prst="rect"/>
                   </pic:spPr>
@@ -3177,7 +3177,7 @@
       <w:r>
         <w:drawing>
           <wp:inline xmlns:a="http://schemas.openxmlformats.org/drawingml/2006/main" xmlns:pic="http://schemas.openxmlformats.org/drawingml/2006/picture">
-            <wp:extent cx="5580000" cy="3137769"/>
+            <wp:extent cx="5580000" cy="3136757"/>
             <wp:docPr id="2" name="Picture 2"/>
             <wp:cNvGraphicFramePr>
               <a:graphicFrameLocks noChangeAspect="1"/>
@@ -3198,7 +3198,7 @@
                   <pic:spPr>
                     <a:xfrm>
                       <a:off x="0" y="0"/>
-                      <a:ext cx="5580000" cy="3137769"/>
+                      <a:ext cx="5580000" cy="3136757"/>
                     </a:xfrm>
                     <a:prstGeom prst="rect"/>
                   </pic:spPr>

--- a/交付成果/第三轮修订版/第三轮4周版/读书会01_禅修入门与基础_4周资料包（第三版修订）/Word版/第2周_安般念修法与数息对治_主持人版.docx
+++ b/交付成果/第三轮修订版/第三轮4周版/读书会01_禅修入门与基础_4周资料包（第三版修订）/Word版/第2周_安般念修法与数息对治_主持人版.docx
@@ -60,7 +60,7 @@
           <w:color w:val="999999"/>
           <w:sz w:val="17"/>
         </w:rPr>
-        <w:t>📅 最近更新：2026-09-22 20:30　|　按用户订正修正：预知时至；观过去30生；经名《相应部·入出息相应》×2；地名伊车能伽罗；删原转写注（大十字经、三力界）；嗔心生起修慈悲。涉及处照指定改正</w:t>
+        <w:t>📅 最近更新：2026-09-22 23:44　|　第4周「三种远离」去 🔴 存疑标记（原文正确）；「马夫大尊者」订正为「罗睺罗尊者」</w:t>
       </w:r>
     </w:p>
     <w:p>
@@ -2141,7 +2141,7 @@
         <w:rPr>
           <w:sz w:val="21"/>
         </w:rPr>
-        <w:t>〔00:14:57〕佛陀呢，在中部《入出息念经》里面讲：诸比库，修习、多作入出息念，有大果报、有大利益。诸比库，修习、多作入出息念，能圆满四念处；修习、多作四念处，能圆满七觉支；修习、多作七觉支，能圆满明解脱。那这个在《大念处经》里面呢，佛陀是教导通过修入出息（念）直接证（得）阿拉汉的方法；《入出息念经》里面也是这样教导。第四个呢，是预知时至——佛陀呢，在教导他的儿子（罗睺罗尊者，原转写"马夫大尊者"，存疑）的时候呢，他讲说：如是修习、多作入出息念时，（你对）最后的入息、出息之灭，不是不知。</w:t>
+        <w:t>〔00:14:57〕佛陀呢，在中部《入出息念经》里面讲：诸比库，修习、多作入出息念，有大果报、有大利益。诸比库，修习、多作入出息念，能圆满四念处；修习、多作四念处，能圆满七觉支；修习、多作七觉支，能圆满明解脱。那这个在《大念处经》里面呢，佛陀是教导通过修入出息（念）直接证（得）阿拉汉的方法；《入出息念经》里面也是这样教导。第四个呢，是预知时至——佛陀呢，在教导他的儿子罗睺罗尊者的时候呢，他讲说：如是修习、多作入出息念时，（你对）最后的入息、出息之灭，不是不知。</w:t>
       </w:r>
     </w:p>
     <w:p>

--- a/交付成果/第三轮修订版/第三轮4周版/读书会01_禅修入门与基础_4周资料包（第三版修订）/Word版/第2周_安般念修法与数息对治_主持人版.docx
+++ b/交付成果/第三轮修订版/第三轮4周版/读书会01_禅修入门与基础_4周资料包（第三版修订）/Word版/第2周_安般念修法与数息对治_主持人版.docx
@@ -1676,7 +1676,7 @@
                 <w:color w:val="333333"/>
                 <w:sz w:val="22"/>
               </w:rPr>
-              <w:t>〔00:01:43〕老同学呢，都听过了。即使听过了，很多人也是没有完全搞明白。入出息念呢，它的巴利语叫 ānāpānassati：āna（安那）就是入息，pāna（巴那）就是出息，ssati（萨提）就是念。念呢，就是（心）意念不忘失所缘、（明确地于）所缘（转起）的意思（原文转写作"意念不忘之所缘""尘入所缘"，语义按此整理）。合起来呢，就是入出息念。</w:t>
+              <w:t>〔00:01:43〕老同学呢，都听过了。即使听过了，很多人也是没有完全搞明白。入出息念呢，它的巴利语叫 ānāpānassati：āna（安那）就是入息，pāna（巴那）就是出息，ssati（萨提）就是念。念呢，就是（心）意念不忘失所缘、（明确地于）所缘（转起）的意思。合起来呢，就是入出息念。</w:t>
             </w:r>
           </w:p>
           <w:p>
@@ -1855,7 +1855,7 @@
                 <w:color w:val="333333"/>
                 <w:sz w:val="22"/>
               </w:rPr>
-              <w:t>〔00:10:24〕第二个，它能去除妄念。佛陀在《相应部·入出息相应》里面讲：比库修习、多作入出息念，（则）寂静、殊妙、纯一、乐住（原转写"寂静殊胜不杂乐住"，按经典常译整理），能令再再生起的恶不善法因此消除。那比库犹如在热季的最后一个月（被风扬起的尘土，被）大雨立即（淋下），由此消失停止。</w:t>
+              <w:t>〔00:10:24〕第二个，它能去除妄念。佛陀在《相应部·入出息相应》里面讲：比库修习、多作入出息念，（则）寂静、殊妙、纯一、乐住，能令再再生起的恶不善法因此消除。那比库犹如在热季的最后一个月（被风扬起的尘土，被）大雨立即（淋下），由此消失停止。</w:t>
             </w:r>
           </w:p>
           <w:p>
@@ -9119,7 +9119,7 @@
                 <w:color w:val="333333"/>
                 <w:sz w:val="22"/>
               </w:rPr>
-              <w:t>〔00:07:17〕所以不管南北传，都有一个叫四摄法（原转写"四色法"）的：布施、爱语、利行、同事。第一个呢，就是你要给他好处——布施就是送东西给他，跟你的心（沟通）也是（要）有好处；然后说好听的话，叫爱语；然后要利行——对禅修这件事情，你要有合适的、有帮助的一些方法，或者行动，或者资源，或者这种环境等等；然后同时要跟他一起做，共同完成。不要认为这个事情只是他的事儿，是我们共同的事。所以跟心（沟通）呢，你最后就是要有一个这样的达成，你的心才会愿意跟你配合来做。</w:t>
+              <w:t>〔00:07:17〕所以不管南北传，都有一个叫四摄法的：布施、爱语、利行、同事。第一个呢，就是你要给他好处——布施就是送东西给他，跟你的心（沟通）也是（要）有好处；然后说好听的话，叫爱语；然后要利行——对禅修这件事情，你要有合适的、有帮助的一些方法，或者行动，或者资源，或者这种环境等等；然后同时要跟他一起做，共同完成。不要认为这个事情只是他的事儿，是我们共同的事。所以跟心（沟通）呢，你最后就是要有一个这样的达成，你的心才会愿意跟你配合来做。</w:t>
             </w:r>
           </w:p>
           <w:p>
